--- a/docs/polished/research-notebook/research-notebook.docx
+++ b/docs/polished/research-notebook/research-notebook.docx
@@ -125,7 +125,7 @@
         </w:numPr>
       </w:pPr>
       <w:r>
-        <w:t xml:space="preserve">Study poker AI and CFR-style algorithms.</w:t>
+        <w:t xml:space="preserve">Study poker AI and CFR algorithms.</w:t>
       </w:r>
     </w:p>
     <w:p>
@@ -273,7 +273,7 @@
         <w:pStyle w:val="BodyText"/>
       </w:pPr>
       <w:r>
-        <w:t xml:space="preserve">The second concept was Nash equilibrium. A Nash equilibrium is a stable set of strategies where no player can improve by changing strategy alone. I originally treated equilibrium as a stronger and more automatic claim than I should have. The public version of the project is more careful. It talks about CFR-style training and best-response diagnostics, but it does not claim that the published policy is proven to be at equilibrium.</w:t>
+        <w:t xml:space="preserve">The second concept was Nash equilibrium. A Nash equilibrium is a stable set of strategies where no player can improve by changing strategy alone. I originally treated equilibrium as a stronger and more automatic claim than I should have. The public version of the project is more careful. It talks about sampled CFR+ training and best-response diagnostics, but it does not claim that the published policy is proven to be at equilibrium.</w:t>
       </w:r>
     </w:p>
     <w:p>
@@ -523,7 +523,7 @@
         <w:pStyle w:val="BodyText"/>
       </w:pPr>
       <w:r>
-        <w:t xml:space="preserve">The updated public policy is count-aware. Its keys include public dice counts and private hands. That improved benchmark performance because the policy could adapt to match state instead of reusing a fixed starting-state strategy.</w:t>
+        <w:t xml:space="preserve">The updated public policy is remaining-dice-aware. Its keys include public dice counts and private hands. That improved benchmark performance because the policy could adapt to match state instead of reusing a fixed starting-state strategy.</w:t>
       </w:r>
     </w:p>
     <w:p>
